--- a/Prints.docx
+++ b/Prints.docx
@@ -4,15 +4,7 @@
   <w:body>
     <w:p>
       <w:r>
-        <w:t xml:space="preserve">Nome: Felipe Lima </w:t>
-      </w:r>
-      <w:proofErr w:type="spellStart"/>
-      <w:r>
-        <w:t>Bonato</w:t>
-      </w:r>
-      <w:proofErr w:type="spellEnd"/>
-      <w:r>
-        <w:t xml:space="preserve"> Testa</w:t>
+        <w:t>Nome: Felipe Lima Bonato Testa</w:t>
       </w:r>
       <w:r>
         <w:tab/>
@@ -33,6 +25,9 @@
     </w:p>
     <w:p>
       <w:r>
+        <w:rPr>
+          <w:noProof/>
+        </w:rPr>
         <w:drawing>
           <wp:inline distT="0" distB="0" distL="0" distR="0" wp14:anchorId="10F15AFF" wp14:editId="0186D576">
             <wp:extent cx="5731510" cy="3673475"/>
@@ -74,6 +69,9 @@
     <w:p/>
     <w:p>
       <w:r>
+        <w:rPr>
+          <w:noProof/>
+        </w:rPr>
         <w:lastRenderedPageBreak/>
         <w:drawing>
           <wp:inline distT="0" distB="0" distL="0" distR="0" wp14:anchorId="3F8A1B01" wp14:editId="303AB953">
@@ -114,6 +112,9 @@
     </w:p>
     <w:p>
       <w:r>
+        <w:rPr>
+          <w:noProof/>
+        </w:rPr>
         <w:drawing>
           <wp:inline distT="0" distB="0" distL="0" distR="0" wp14:anchorId="14DB951D" wp14:editId="46F43208">
             <wp:extent cx="5420481" cy="2057687"/>
@@ -139,6 +140,176 @@
                     <a:xfrm>
                       <a:off x="0" y="0"/>
                       <a:ext cx="5420481" cy="2057687"/>
+                    </a:xfrm>
+                    <a:prstGeom prst="rect">
+                      <a:avLst/>
+                    </a:prstGeom>
+                  </pic:spPr>
+                </pic:pic>
+              </a:graphicData>
+            </a:graphic>
+          </wp:inline>
+        </w:drawing>
+      </w:r>
+    </w:p>
+    <w:p>
+      <w:r>
+        <w:rPr>
+          <w:noProof/>
+        </w:rPr>
+        <w:lastRenderedPageBreak/>
+        <w:drawing>
+          <wp:inline distT="0" distB="0" distL="0" distR="0" wp14:anchorId="746A8D2B" wp14:editId="36B6AA26">
+            <wp:extent cx="5533333" cy="4323809"/>
+            <wp:effectExtent l="0" t="0" r="0" b="635"/>
+            <wp:docPr id="4" name="Picture 4"/>
+            <wp:cNvGraphicFramePr>
+              <a:graphicFrameLocks xmlns:a="http://schemas.openxmlformats.org/drawingml/2006/main" noChangeAspect="1"/>
+            </wp:cNvGraphicFramePr>
+            <a:graphic xmlns:a="http://schemas.openxmlformats.org/drawingml/2006/main">
+              <a:graphicData uri="http://schemas.openxmlformats.org/drawingml/2006/picture">
+                <pic:pic xmlns:pic="http://schemas.openxmlformats.org/drawingml/2006/picture">
+                  <pic:nvPicPr>
+                    <pic:cNvPr id="1" name=""/>
+                    <pic:cNvPicPr/>
+                  </pic:nvPicPr>
+                  <pic:blipFill>
+                    <a:blip r:embed="rId7"/>
+                    <a:stretch>
+                      <a:fillRect/>
+                    </a:stretch>
+                  </pic:blipFill>
+                  <pic:spPr>
+                    <a:xfrm>
+                      <a:off x="0" y="0"/>
+                      <a:ext cx="5533333" cy="4323809"/>
+                    </a:xfrm>
+                    <a:prstGeom prst="rect">
+                      <a:avLst/>
+                    </a:prstGeom>
+                  </pic:spPr>
+                </pic:pic>
+              </a:graphicData>
+            </a:graphic>
+          </wp:inline>
+        </w:drawing>
+      </w:r>
+    </w:p>
+    <w:p>
+      <w:r>
+        <w:rPr>
+          <w:noProof/>
+        </w:rPr>
+        <w:drawing>
+          <wp:inline distT="0" distB="0" distL="0" distR="0" wp14:anchorId="2B3A7E88" wp14:editId="7E14E884">
+            <wp:extent cx="4885714" cy="2133333"/>
+            <wp:effectExtent l="0" t="0" r="0" b="635"/>
+            <wp:docPr id="5" name="Picture 5"/>
+            <wp:cNvGraphicFramePr>
+              <a:graphicFrameLocks xmlns:a="http://schemas.openxmlformats.org/drawingml/2006/main" noChangeAspect="1"/>
+            </wp:cNvGraphicFramePr>
+            <a:graphic xmlns:a="http://schemas.openxmlformats.org/drawingml/2006/main">
+              <a:graphicData uri="http://schemas.openxmlformats.org/drawingml/2006/picture">
+                <pic:pic xmlns:pic="http://schemas.openxmlformats.org/drawingml/2006/picture">
+                  <pic:nvPicPr>
+                    <pic:cNvPr id="1" name=""/>
+                    <pic:cNvPicPr/>
+                  </pic:nvPicPr>
+                  <pic:blipFill>
+                    <a:blip r:embed="rId8"/>
+                    <a:stretch>
+                      <a:fillRect/>
+                    </a:stretch>
+                  </pic:blipFill>
+                  <pic:spPr>
+                    <a:xfrm>
+                      <a:off x="0" y="0"/>
+                      <a:ext cx="4885714" cy="2133333"/>
+                    </a:xfrm>
+                    <a:prstGeom prst="rect">
+                      <a:avLst/>
+                    </a:prstGeom>
+                  </pic:spPr>
+                </pic:pic>
+              </a:graphicData>
+            </a:graphic>
+          </wp:inline>
+        </w:drawing>
+      </w:r>
+    </w:p>
+    <w:p>
+      <w:r>
+        <w:rPr>
+          <w:noProof/>
+        </w:rPr>
+        <w:lastRenderedPageBreak/>
+        <w:drawing>
+          <wp:inline distT="0" distB="0" distL="0" distR="0" wp14:anchorId="794010CA" wp14:editId="29D1076D">
+            <wp:extent cx="4895238" cy="2333333"/>
+            <wp:effectExtent l="0" t="0" r="635" b="0"/>
+            <wp:docPr id="6" name="Picture 6"/>
+            <wp:cNvGraphicFramePr>
+              <a:graphicFrameLocks xmlns:a="http://schemas.openxmlformats.org/drawingml/2006/main" noChangeAspect="1"/>
+            </wp:cNvGraphicFramePr>
+            <a:graphic xmlns:a="http://schemas.openxmlformats.org/drawingml/2006/main">
+              <a:graphicData uri="http://schemas.openxmlformats.org/drawingml/2006/picture">
+                <pic:pic xmlns:pic="http://schemas.openxmlformats.org/drawingml/2006/picture">
+                  <pic:nvPicPr>
+                    <pic:cNvPr id="1" name=""/>
+                    <pic:cNvPicPr/>
+                  </pic:nvPicPr>
+                  <pic:blipFill>
+                    <a:blip r:embed="rId9"/>
+                    <a:stretch>
+                      <a:fillRect/>
+                    </a:stretch>
+                  </pic:blipFill>
+                  <pic:spPr>
+                    <a:xfrm>
+                      <a:off x="0" y="0"/>
+                      <a:ext cx="4895238" cy="2333333"/>
+                    </a:xfrm>
+                    <a:prstGeom prst="rect">
+                      <a:avLst/>
+                    </a:prstGeom>
+                  </pic:spPr>
+                </pic:pic>
+              </a:graphicData>
+            </a:graphic>
+          </wp:inline>
+        </w:drawing>
+      </w:r>
+    </w:p>
+    <w:p>
+      <w:r>
+        <w:rPr>
+          <w:noProof/>
+        </w:rPr>
+        <w:drawing>
+          <wp:inline distT="0" distB="0" distL="0" distR="0" wp14:anchorId="38B74B84" wp14:editId="6AD8CEE2">
+            <wp:extent cx="5342857" cy="3561905"/>
+            <wp:effectExtent l="0" t="0" r="0" b="635"/>
+            <wp:docPr id="7" name="Picture 7"/>
+            <wp:cNvGraphicFramePr>
+              <a:graphicFrameLocks xmlns:a="http://schemas.openxmlformats.org/drawingml/2006/main" noChangeAspect="1"/>
+            </wp:cNvGraphicFramePr>
+            <a:graphic xmlns:a="http://schemas.openxmlformats.org/drawingml/2006/main">
+              <a:graphicData uri="http://schemas.openxmlformats.org/drawingml/2006/picture">
+                <pic:pic xmlns:pic="http://schemas.openxmlformats.org/drawingml/2006/picture">
+                  <pic:nvPicPr>
+                    <pic:cNvPr id="1" name=""/>
+                    <pic:cNvPicPr/>
+                  </pic:nvPicPr>
+                  <pic:blipFill>
+                    <a:blip r:embed="rId10"/>
+                    <a:stretch>
+                      <a:fillRect/>
+                    </a:stretch>
+                  </pic:blipFill>
+                  <pic:spPr>
+                    <a:xfrm>
+                      <a:off x="0" y="0"/>
+                      <a:ext cx="5342857" cy="3561905"/>
                     </a:xfrm>
                     <a:prstGeom prst="rect">
                       <a:avLst/>
